--- a/zhs/docx/011.content.docx
+++ b/zhs/docx/011.content.docx
@@ -19,7 +19,7 @@
         <w:rPr>
           <w:lang w:val="zh_CN" w:bidi="zh_CN"/>
         </w:rPr>
-        <w:t>Resource: 关键词 (SRV)</w:t>
+        <w:t>Resource: Familiarization, Internalization, Articulation (Fia) Terms</w:t>
       </w:r>
       <w:r>
         <w:rPr>
@@ -39,42 +39,61 @@
           <w:b/>
           <w:lang w:val="zh_CN" w:bidi="zh_CN"/>
         </w:rPr>
-        <w:t>Familiarization, Internalization, Articulation (FIA) Key Terms</w:t>
-      </w:r>
-      <w:r>
-        <w:rPr>
-          <w:lang w:val="zh_CN" w:bidi="zh_CN"/>
-        </w:rPr>
-        <w:t xml:space="preserve"> © 2023 SRV Partners Released under CC BY-SA 4.0 license. </w:t>
-      </w:r>
-      <w:r>
-        <w:rPr>
-          <w:lang w:val="zh_CN" w:bidi="zh_CN"/>
-        </w:rPr>
-        <w:t>Familiarization, Internalization, Articulation (FIA) Key Terms</w:t>
-      </w:r>
-      <w:r>
-        <w:rPr>
-          <w:lang w:val="zh_CN" w:bidi="zh_CN"/>
-        </w:rPr>
-        <w:t xml:space="preserve"> has been adapted in the following languages Tok Pisin, عربي, Français, हिंदी, Bahasa Indonesia, Português, Русский, Español, Kiswahili, 简体中文 from </w:t>
-      </w:r>
-      <w:r>
-        <w:rPr>
-          <w:lang w:val="zh_CN" w:bidi="zh_CN"/>
-        </w:rPr>
-        <w:t>Familiarization, Internalization, Articulation (FIA)</w:t>
-      </w:r>
-      <w:r>
-        <w:rPr>
-          <w:lang w:val="zh_CN" w:bidi="zh_CN"/>
-        </w:rPr>
-        <w:t xml:space="preserve"> © 2023 SRV Partners. Released under CC BY-SA 4.0 license by Mission Mutual</w:t>
-      </w:r>
-      <w:r>
-        <w:rPr>
-          <w:lang w:val="zh_CN" w:bidi="zh_CN"/>
-        </w:rPr>
+        <w:t>Familiarization, Internalization, Articulation (Fia) Terms</w:t>
+      </w:r>
+      <w:r>
+        <w:rPr>
+          <w:lang w:val="zh_CN" w:bidi="zh_CN"/>
+        </w:rPr>
+        <w:t xml:space="preserve"> (Chinese (Simplified)) is based on: </w:t>
+      </w:r>
+      <w:r>
+        <w:rPr>
+          <w:lang w:val="zh_CN" w:bidi="zh_CN"/>
+        </w:rPr>
+        <w:t>Familiarization, Internalization, Articulation (Fia) Terms</w:t>
+      </w:r>
+      <w:r>
+        <w:rPr>
+          <w:lang w:val="zh_CN" w:bidi="zh_CN"/>
+        </w:rPr>
+        <w:t xml:space="preserve">, </w:t>
+      </w:r>
+      <w:hyperlink r:id="rId13">
+        <w:r>
+          <w:rPr>
+            <w:lang w:val="zh_CN" w:bidi="zh_CN"/>
+          </w:rPr>
+          <w:rPr>
+            <w:color w:val="0000EE"/>
+            <w:u w:val="single"/>
+          </w:rPr>
+          <w:t>SRV Partners</w:t>
+        </w:r>
+      </w:hyperlink>
+      <w:r>
+        <w:rPr>
+          <w:lang w:val="zh_CN" w:bidi="zh_CN"/>
+        </w:rPr>
+        <w:t xml:space="preserve">, 2023, which is licensed under a </w:t>
+      </w:r>
+      <w:hyperlink r:id="rId14">
+        <w:r>
+          <w:rPr>
+            <w:lang w:val="zh_CN" w:bidi="zh_CN"/>
+          </w:rPr>
+          <w:rPr>
+            <w:color w:val="0000EE"/>
+            <w:u w:val="single"/>
+          </w:rPr>
+          <w:t>CC BY-SA 4.0 license</w:t>
+        </w:r>
+      </w:hyperlink>
+      <w:r>
+        <w:rPr>
+          <w:lang w:val="zh_CN" w:bidi="zh_CN"/>
+        </w:rPr>
+        <w:t>.</w:t>
       </w:r>
       <w:r>
         <w:rPr>
@@ -83,6 +102,30 @@
       </w:r>
     </w:p>
     <w:p>
+      <w:pPr/>
+      <w:r>
+        <w:rPr>
+          <w:lang w:val="zh_CN" w:bidi="zh_CN"/>
+        </w:rPr>
+      </w:r>
+      <w:r>
+        <w:rPr>
+          <w:lang w:val="zh_CN" w:bidi="zh_CN"/>
+        </w:rPr>
+        <w:t>This PDF version is provided under the same license.</w:t>
+      </w:r>
+      <w:r>
+        <w:rPr>
+          <w:lang w:val="zh_CN" w:bidi="zh_CN"/>
+        </w:rPr>
+      </w:r>
+      <w:r>
+        <w:rPr>
+          <w:lang w:val="zh_CN" w:bidi="zh_CN"/>
+        </w:rPr>
+      </w:r>
+    </w:p>
+    <w:p>
       <w:pPr>
         <w:pStyle w:val="Heading1"/>
       </w:pPr>
@@ -90,7 +133,7 @@
         <w:rPr>
           <w:lang w:val="zh_CN" w:bidi="zh_CN"/>
         </w:rPr>
-        <w:t>关键词 (SRV)</w:t>
+        <w:t>Familiarization, Internalization, Articulation (Fia) Terms</w:t>
       </w:r>
     </w:p>
     <w:p>
@@ -218,12 +261,18 @@
         </w:rPr>
         <w:t>这个词是一个地方的名称，</w:t>
       </w:r>
-      <w:r>
-        <w:rPr>
-          <w:lang w:val="zh_CN" w:bidi="zh_CN"/>
-        </w:rPr>
-        <w:t>恶</w:t>
-      </w:r>
+      <w:hyperlink r:id="rId15">
+        <w:r>
+          <w:rPr>
+            <w:lang w:val="zh_CN" w:bidi="zh_CN"/>
+          </w:rPr>
+          <w:rPr>
+            <w:color w:val="0000EE"/>
+            <w:u w:val="single"/>
+          </w:rPr>
+          <w:t>恶</w:t>
+        </w:r>
+      </w:hyperlink>
       <w:r>
         <w:rPr>
           <w:lang w:val="zh_CN" w:bidi="zh_CN"/>
@@ -244,36 +293,54 @@
         </w:rPr>
         <w:t>人死后会怎样？ 我们可能会觉得听到这话很奇怪，但圣经没有非常清楚地谈到这一点。 大多数</w:t>
       </w:r>
-      <w:r>
-        <w:rPr>
-          <w:lang w:val="zh_CN" w:bidi="zh_CN"/>
-        </w:rPr>
-        <w:t>基督徒</w:t>
-      </w:r>
+      <w:hyperlink r:id="rId16">
+        <w:r>
+          <w:rPr>
+            <w:lang w:val="zh_CN" w:bidi="zh_CN"/>
+          </w:rPr>
+          <w:rPr>
+            <w:color w:val="0000EE"/>
+            <w:u w:val="single"/>
+          </w:rPr>
+          <w:t>基督徒</w:t>
+        </w:r>
+      </w:hyperlink>
       <w:r>
         <w:rPr>
           <w:lang w:val="zh_CN" w:bidi="zh_CN"/>
         </w:rPr>
         <w:t>说，</w:t>
       </w:r>
-      <w:r>
-        <w:rPr>
-          <w:lang w:val="zh_CN" w:bidi="zh_CN"/>
-        </w:rPr>
-        <w:t>信</w:t>
-      </w:r>
+      <w:hyperlink r:id="rId17">
+        <w:r>
+          <w:rPr>
+            <w:lang w:val="zh_CN" w:bidi="zh_CN"/>
+          </w:rPr>
+          <w:rPr>
+            <w:color w:val="0000EE"/>
+            <w:u w:val="single"/>
+          </w:rPr>
+          <w:t>信</w:t>
+        </w:r>
+      </w:hyperlink>
       <w:r>
         <w:rPr>
           <w:lang w:val="zh_CN" w:bidi="zh_CN"/>
         </w:rPr>
         <w:t>耶稣的人会去</w:t>
       </w:r>
-      <w:r>
-        <w:rPr>
-          <w:lang w:val="zh_CN" w:bidi="zh_CN"/>
-        </w:rPr>
-        <w:t>天堂</w:t>
-      </w:r>
+      <w:hyperlink r:id="rId18">
+        <w:r>
+          <w:rPr>
+            <w:lang w:val="zh_CN" w:bidi="zh_CN"/>
+          </w:rPr>
+          <w:rPr>
+            <w:color w:val="0000EE"/>
+            <w:u w:val="single"/>
+          </w:rPr>
+          <w:t>天堂</w:t>
+        </w:r>
+      </w:hyperlink>
       <w:r>
         <w:rPr>
           <w:lang w:val="zh_CN" w:bidi="zh_CN"/>
@@ -307,12 +374,18 @@
         </w:rPr>
         <w:t>，或</w:t>
       </w:r>
-      <w:r>
-        <w:rPr>
-          <w:lang w:val="zh_CN" w:bidi="zh_CN"/>
-        </w:rPr>
-        <w:t>阴间</w:t>
-      </w:r>
+      <w:hyperlink r:id="rId19">
+        <w:r>
+          <w:rPr>
+            <w:lang w:val="zh_CN" w:bidi="zh_CN"/>
+          </w:rPr>
+          <w:rPr>
+            <w:color w:val="0000EE"/>
+            <w:u w:val="single"/>
+          </w:rPr>
+          <w:t>阴间</w:t>
+        </w:r>
+      </w:hyperlink>
       <w:r>
         <w:rPr>
           <w:lang w:val="zh_CN" w:bidi="zh_CN"/>
@@ -333,24 +406,36 @@
         </w:rPr>
         <w:t>在新约中，人们也说到"地狱"。 有些翻译使用</w:t>
       </w:r>
-      <w:r>
-        <w:rPr>
-          <w:lang w:val="zh_CN" w:bidi="zh_CN"/>
-        </w:rPr>
-        <w:t>希腊文</w:t>
-      </w:r>
+      <w:hyperlink r:id="rId20">
+        <w:r>
+          <w:rPr>
+            <w:lang w:val="zh_CN" w:bidi="zh_CN"/>
+          </w:rPr>
+          <w:rPr>
+            <w:color w:val="0000EE"/>
+            <w:u w:val="single"/>
+          </w:rPr>
+          <w:t>希腊文</w:t>
+        </w:r>
+      </w:hyperlink>
       <w:r>
         <w:rPr>
           <w:lang w:val="zh_CN" w:bidi="zh_CN"/>
         </w:rPr>
         <w:t>"</w:t>
       </w:r>
-      <w:r>
-        <w:rPr>
-          <w:lang w:val="zh_CN" w:bidi="zh_CN"/>
-        </w:rPr>
-        <w:t>阴间</w:t>
-      </w:r>
+      <w:hyperlink r:id="rId21">
+        <w:r>
+          <w:rPr>
+            <w:lang w:val="zh_CN" w:bidi="zh_CN"/>
+          </w:rPr>
+          <w:rPr>
+            <w:color w:val="0000EE"/>
+            <w:u w:val="single"/>
+          </w:rPr>
+          <w:t>阴间</w:t>
+        </w:r>
+      </w:hyperlink>
       <w:r>
         <w:rPr>
           <w:lang w:val="zh_CN" w:bidi="zh_CN"/>
@@ -371,36 +456,54 @@
         </w:rPr>
         <w:t>耶稣告诉人们，死后，人要么进入</w:t>
       </w:r>
-      <w:r>
-        <w:rPr>
-          <w:lang w:val="zh_CN" w:bidi="zh_CN"/>
-        </w:rPr>
-        <w:t>神的国</w:t>
-      </w:r>
+      <w:hyperlink r:id="rId22">
+        <w:r>
+          <w:rPr>
+            <w:lang w:val="zh_CN" w:bidi="zh_CN"/>
+          </w:rPr>
+          <w:rPr>
+            <w:color w:val="0000EE"/>
+            <w:u w:val="single"/>
+          </w:rPr>
+          <w:t>神的国</w:t>
+        </w:r>
+      </w:hyperlink>
       <w:r>
         <w:rPr>
           <w:lang w:val="zh_CN" w:bidi="zh_CN"/>
         </w:rPr>
         <w:t>，要么进入地狱。 希腊文中地狱这个词来自</w:t>
       </w:r>
-      <w:r>
-        <w:rPr>
-          <w:lang w:val="zh_CN" w:bidi="zh_CN"/>
-        </w:rPr>
-        <w:t>耶路撒冷</w:t>
-      </w:r>
+      <w:hyperlink r:id="rId23">
+        <w:r>
+          <w:rPr>
+            <w:lang w:val="zh_CN" w:bidi="zh_CN"/>
+          </w:rPr>
+          <w:rPr>
+            <w:color w:val="0000EE"/>
+            <w:u w:val="single"/>
+          </w:rPr>
+          <w:t>耶路撒冷</w:t>
+        </w:r>
+      </w:hyperlink>
       <w:r>
         <w:rPr>
           <w:lang w:val="zh_CN" w:bidi="zh_CN"/>
         </w:rPr>
         <w:t>附近的一个地方的名称，</w:t>
       </w:r>
-      <w:r>
-        <w:rPr>
-          <w:lang w:val="zh_CN" w:bidi="zh_CN"/>
-        </w:rPr>
-        <w:t>以色列人</w:t>
-      </w:r>
+      <w:hyperlink r:id="rId24">
+        <w:r>
+          <w:rPr>
+            <w:lang w:val="zh_CN" w:bidi="zh_CN"/>
+          </w:rPr>
+          <w:rPr>
+            <w:color w:val="0000EE"/>
+            <w:u w:val="single"/>
+          </w:rPr>
+          <w:t>以色列人</w:t>
+        </w:r>
+      </w:hyperlink>
       <w:r>
         <w:rPr>
           <w:lang w:val="zh_CN" w:bidi="zh_CN"/>
@@ -421,24 +524,36 @@
         </w:rPr>
         <w:t>耶稣教导说，地狱也是</w:t>
       </w:r>
-      <w:r>
-        <w:rPr>
-          <w:lang w:val="zh_CN" w:bidi="zh_CN"/>
-        </w:rPr>
-        <w:t>撒但</w:t>
-      </w:r>
+      <w:hyperlink r:id="rId25">
+        <w:r>
+          <w:rPr>
+            <w:lang w:val="zh_CN" w:bidi="zh_CN"/>
+          </w:rPr>
+          <w:rPr>
+            <w:color w:val="0000EE"/>
+            <w:u w:val="single"/>
+          </w:rPr>
+          <w:t>撒但</w:t>
+        </w:r>
+      </w:hyperlink>
       <w:r>
         <w:rPr>
           <w:lang w:val="zh_CN" w:bidi="zh_CN"/>
         </w:rPr>
         <w:t>和牠的</w:t>
       </w:r>
-      <w:r>
-        <w:rPr>
-          <w:lang w:val="zh_CN" w:bidi="zh_CN"/>
-        </w:rPr>
-        <w:t>鬼魔</w:t>
-      </w:r>
+      <w:hyperlink r:id="rId26">
+        <w:r>
+          <w:rPr>
+            <w:lang w:val="zh_CN" w:bidi="zh_CN"/>
+          </w:rPr>
+          <w:rPr>
+            <w:color w:val="0000EE"/>
+            <w:u w:val="single"/>
+          </w:rPr>
+          <w:t>鬼魔</w:t>
+        </w:r>
+      </w:hyperlink>
       <w:r>
         <w:rPr>
           <w:lang w:val="zh_CN" w:bidi="zh_CN"/>
@@ -472,12 +587,23 @@
         <w:rPr>
           <w:lang w:val="zh_CN" w:bidi="zh_CN"/>
         </w:rPr>
-        <w:t>低加坡里</w:t>
-      </w:r>
-      <w:r>
-        <w:rPr>
-          <w:lang w:val="zh_CN" w:bidi="zh_CN"/>
-        </w:rPr>
+        <w:t>地狱</w:t>
+      </w:r>
+      <w:r>
+        <w:rPr>
+          <w:lang w:val="zh_CN" w:bidi="zh_CN"/>
+        </w:rPr>
+      </w:r>
+    </w:p>
+    <w:p>
+      <w:pPr>
+        <w:pStyle w:val="Heading4"/>
+      </w:pPr>
+      <w:r>
+        <w:rPr>
+          <w:lang w:val="zh_CN" w:bidi="zh_CN"/>
+        </w:rPr>
+        <w:t>Audio Content</w:t>
       </w:r>
     </w:p>
     <w:p>
@@ -487,6 +613,66 @@
           <w:lang w:val="zh_CN" w:bidi="zh_CN"/>
         </w:rPr>
       </w:r>
+      <w:hyperlink r:id="rId27">
+        <w:r>
+          <w:rPr>
+            <w:lang w:val="zh_CN" w:bidi="zh_CN"/>
+          </w:rPr>
+          <w:rPr>
+            <w:color w:val="0000EE"/>
+            <w:u w:val="single"/>
+          </w:rPr>
+          <w:t>mp3 file</w:t>
+        </w:r>
+      </w:hyperlink>
+      <w:r>
+        <w:rPr>
+          <w:lang w:val="zh_CN" w:bidi="zh_CN"/>
+        </w:rPr>
+        <w:t xml:space="preserve"> (None KB)</w:t>
+      </w:r>
+      <w:r>
+        <w:rPr>
+          <w:lang w:val="zh_CN" w:bidi="zh_CN"/>
+        </w:rPr>
+      </w:r>
+      <w:r>
+        <w:rPr>
+          <w:lang w:val="zh_CN" w:bidi="zh_CN"/>
+        </w:rPr>
+      </w:r>
+    </w:p>
+    <w:p>
+      <w:pPr/>
+      <w:r>
+        <w:rPr>
+          <w:lang w:val="zh_CN" w:bidi="zh_CN"/>
+        </w:rPr>
+      </w:r>
+    </w:p>
+    <w:p>
+      <w:pPr>
+        <w:pStyle w:val="Heading2"/>
+      </w:pPr>
+      <w:r>
+        <w:rPr>
+          <w:lang w:val="zh_CN" w:bidi="zh_CN"/>
+        </w:rPr>
+        <w:t>低加坡里</w:t>
+      </w:r>
+      <w:r>
+        <w:rPr>
+          <w:lang w:val="zh_CN" w:bidi="zh_CN"/>
+        </w:rPr>
+      </w:r>
+    </w:p>
+    <w:p>
+      <w:pPr/>
+      <w:r>
+        <w:rPr>
+          <w:lang w:val="zh_CN" w:bidi="zh_CN"/>
+        </w:rPr>
+      </w:r>
       <w:r>
         <w:rPr>
           <w:b/>
@@ -500,41 +686,130 @@
         </w:rPr>
         <w:t>的字面意思是"十座城市"。这个词指的是</w:t>
       </w:r>
-      <w:r>
-        <w:rPr>
-          <w:lang w:val="zh_CN" w:bidi="zh_CN"/>
-        </w:rPr>
-        <w:t>加利利海</w:t>
-      </w:r>
+      <w:hyperlink r:id="rId28">
+        <w:r>
+          <w:rPr>
+            <w:lang w:val="zh_CN" w:bidi="zh_CN"/>
+          </w:rPr>
+          <w:rPr>
+            <w:color w:val="0000EE"/>
+            <w:u w:val="single"/>
+          </w:rPr>
+          <w:t>加利利海</w:t>
+        </w:r>
+      </w:hyperlink>
       <w:r>
         <w:rPr>
           <w:lang w:val="zh_CN" w:bidi="zh_CN"/>
         </w:rPr>
         <w:t>和</w:t>
       </w:r>
-      <w:r>
-        <w:rPr>
-          <w:lang w:val="zh_CN" w:bidi="zh_CN"/>
-        </w:rPr>
-        <w:t>约旦河</w:t>
-      </w:r>
+      <w:hyperlink r:id="rId29">
+        <w:r>
+          <w:rPr>
+            <w:lang w:val="zh_CN" w:bidi="zh_CN"/>
+          </w:rPr>
+          <w:rPr>
+            <w:color w:val="0000EE"/>
+            <w:u w:val="single"/>
+          </w:rPr>
+          <w:t>约旦河</w:t>
+        </w:r>
+      </w:hyperlink>
       <w:r>
         <w:rPr>
           <w:lang w:val="zh_CN" w:bidi="zh_CN"/>
         </w:rPr>
         <w:t>以东的地区。住在那里的人大多数不是</w:t>
       </w:r>
-      <w:r>
-        <w:rPr>
-          <w:lang w:val="zh_CN" w:bidi="zh_CN"/>
-        </w:rPr>
-        <w:t>犹太人</w:t>
-      </w:r>
+      <w:hyperlink r:id="rId30">
+        <w:r>
+          <w:rPr>
+            <w:lang w:val="zh_CN" w:bidi="zh_CN"/>
+          </w:rPr>
+          <w:rPr>
+            <w:color w:val="0000EE"/>
+            <w:u w:val="single"/>
+          </w:rPr>
+          <w:t>犹太人</w:t>
+        </w:r>
+      </w:hyperlink>
       <w:r>
         <w:rPr>
           <w:lang w:val="zh_CN" w:bidi="zh_CN"/>
         </w:rPr>
         <w:t>。</w:t>
+      </w:r>
+      <w:r>
+        <w:rPr>
+          <w:lang w:val="zh_CN" w:bidi="zh_CN"/>
+        </w:rPr>
+      </w:r>
+      <w:r>
+        <w:rPr>
+          <w:lang w:val="zh_CN" w:bidi="zh_CN"/>
+        </w:rPr>
+      </w:r>
+    </w:p>
+    <w:p>
+      <w:pPr/>
+      <w:r>
+        <w:rPr>
+          <w:lang w:val="zh_CN" w:bidi="zh_CN"/>
+        </w:rPr>
+      </w:r>
+    </w:p>
+    <w:p>
+      <w:pPr>
+        <w:pStyle w:val="Heading2"/>
+      </w:pPr>
+      <w:r>
+        <w:rPr>
+          <w:lang w:val="zh_CN" w:bidi="zh_CN"/>
+        </w:rPr>
+        <w:t>低加坡里</w:t>
+      </w:r>
+      <w:r>
+        <w:rPr>
+          <w:lang w:val="zh_CN" w:bidi="zh_CN"/>
+        </w:rPr>
+      </w:r>
+    </w:p>
+    <w:p>
+      <w:pPr>
+        <w:pStyle w:val="Heading4"/>
+      </w:pPr>
+      <w:r>
+        <w:rPr>
+          <w:lang w:val="zh_CN" w:bidi="zh_CN"/>
+        </w:rPr>
+        <w:t>Audio Content</w:t>
+      </w:r>
+    </w:p>
+    <w:p>
+      <w:pPr/>
+      <w:r>
+        <w:rPr>
+          <w:lang w:val="zh_CN" w:bidi="zh_CN"/>
+        </w:rPr>
+      </w:r>
+      <w:hyperlink r:id="rId27">
+        <w:r>
+          <w:rPr>
+            <w:lang w:val="zh_CN" w:bidi="zh_CN"/>
+          </w:rPr>
+          <w:rPr>
+            <w:color w:val="0000EE"/>
+            <w:u w:val="single"/>
+          </w:rPr>
+          <w:t>mp3 file</w:t>
+        </w:r>
+      </w:hyperlink>
+      <w:r>
+        <w:rPr>
+          <w:lang w:val="zh_CN" w:bidi="zh_CN"/>
+        </w:rPr>
+        <w:t xml:space="preserve"> (None KB)</w:t>
       </w:r>
       <w:r>
         <w:rPr>

--- a/zhs/docx/011.content.docx
+++ b/zhs/docx/011.content.docx
@@ -39,80 +39,37 @@
           <w:b/>
           <w:lang w:val="zh_CN" w:bidi="zh_CN"/>
         </w:rPr>
-        <w:t>Familiarization, Internalization, Articulation (Fia) Terms</w:t>
-      </w:r>
-      <w:r>
-        <w:rPr>
-          <w:lang w:val="zh_CN" w:bidi="zh_CN"/>
-        </w:rPr>
-        <w:t xml:space="preserve"> (Chinese (Simplified)) is based on: </w:t>
-      </w:r>
-      <w:r>
-        <w:rPr>
-          <w:lang w:val="zh_CN" w:bidi="zh_CN"/>
-        </w:rPr>
-        <w:t>Familiarization, Internalization, Articulation (Fia) Terms</w:t>
-      </w:r>
-      <w:r>
-        <w:rPr>
-          <w:lang w:val="zh_CN" w:bidi="zh_CN"/>
-        </w:rPr>
-        <w:t xml:space="preserve">, </w:t>
-      </w:r>
-      <w:hyperlink r:id="rId13">
-        <w:r>
-          <w:rPr>
-            <w:lang w:val="zh_CN" w:bidi="zh_CN"/>
-          </w:rPr>
-          <w:rPr>
-            <w:color w:val="0000EE"/>
-            <w:u w:val="single"/>
-          </w:rPr>
-          <w:t>SRV Partners</w:t>
-        </w:r>
-      </w:hyperlink>
-      <w:r>
-        <w:rPr>
-          <w:lang w:val="zh_CN" w:bidi="zh_CN"/>
-        </w:rPr>
-        <w:t xml:space="preserve">, 2023, which is licensed under a </w:t>
-      </w:r>
-      <w:hyperlink r:id="rId14">
-        <w:r>
-          <w:rPr>
-            <w:lang w:val="zh_CN" w:bidi="zh_CN"/>
-          </w:rPr>
-          <w:rPr>
-            <w:color w:val="0000EE"/>
-            <w:u w:val="single"/>
-          </w:rPr>
-          <w:t>CC BY-SA 4.0 license</w:t>
-        </w:r>
-      </w:hyperlink>
-      <w:r>
-        <w:rPr>
-          <w:lang w:val="zh_CN" w:bidi="zh_CN"/>
-        </w:rPr>
-        <w:t>.</w:t>
-      </w:r>
-      <w:r>
-        <w:rPr>
-          <w:lang w:val="zh_CN" w:bidi="zh_CN"/>
-        </w:rPr>
-      </w:r>
-    </w:p>
-    <w:p>
-      <w:pPr/>
-      <w:r>
-        <w:rPr>
-          <w:lang w:val="zh_CN" w:bidi="zh_CN"/>
-        </w:rPr>
-      </w:r>
-      <w:r>
-        <w:rPr>
-          <w:lang w:val="zh_CN" w:bidi="zh_CN"/>
-        </w:rPr>
-        <w:t>This PDF version is provided under the same license.</w:t>
+        <w:t>Familiarization, Internalization, Articulation (FIA) Key Terms</w:t>
+      </w:r>
+      <w:r>
+        <w:rPr>
+          <w:lang w:val="zh_CN" w:bidi="zh_CN"/>
+        </w:rPr>
+        <w:t xml:space="preserve"> © 2023 SRV Partners Released under CC BY-SA 4.0 license. </w:t>
+      </w:r>
+      <w:r>
+        <w:rPr>
+          <w:lang w:val="zh_CN" w:bidi="zh_CN"/>
+        </w:rPr>
+        <w:t>Familiarization, Internalization, Articulation (FIA) Key Terms</w:t>
+      </w:r>
+      <w:r>
+        <w:rPr>
+          <w:lang w:val="zh_CN" w:bidi="zh_CN"/>
+        </w:rPr>
+        <w:t xml:space="preserve"> has been adapted in the following languages Tok Pisin, عربي, Français, हिंदी, Bahasa Indonesia, Português, Русский, Español, Kiswahili, 简体中文 from </w:t>
+      </w:r>
+      <w:r>
+        <w:rPr>
+          <w:lang w:val="zh_CN" w:bidi="zh_CN"/>
+        </w:rPr>
+        <w:t>Familiarization, Internalization, Articulation (FIA)</w:t>
+      </w:r>
+      <w:r>
+        <w:rPr>
+          <w:lang w:val="zh_CN" w:bidi="zh_CN"/>
+        </w:rPr>
+        <w:t xml:space="preserve"> © 2023 SRV Partners. Released under CC BY-SA 4.0 license by Mission Mutual</w:t>
       </w:r>
       <w:r>
         <w:rPr>
@@ -261,7 +218,7 @@
         </w:rPr>
         <w:t>这个词是一个地方的名称，</w:t>
       </w:r>
-      <w:hyperlink r:id="rId15">
+      <w:hyperlink r:id="rId13">
         <w:r>
           <w:rPr>
             <w:lang w:val="zh_CN" w:bidi="zh_CN"/>
@@ -293,7 +250,7 @@
         </w:rPr>
         <w:t>人死后会怎样？ 我们可能会觉得听到这话很奇怪，但圣经没有非常清楚地谈到这一点。 大多数</w:t>
       </w:r>
-      <w:hyperlink r:id="rId16">
+      <w:hyperlink r:id="rId14">
         <w:r>
           <w:rPr>
             <w:lang w:val="zh_CN" w:bidi="zh_CN"/>
@@ -311,7 +268,7 @@
         </w:rPr>
         <w:t>说，</w:t>
       </w:r>
-      <w:hyperlink r:id="rId17">
+      <w:hyperlink r:id="rId15">
         <w:r>
           <w:rPr>
             <w:lang w:val="zh_CN" w:bidi="zh_CN"/>
@@ -329,7 +286,7 @@
         </w:rPr>
         <w:t>耶稣的人会去</w:t>
       </w:r>
-      <w:hyperlink r:id="rId18">
+      <w:hyperlink r:id="rId16">
         <w:r>
           <w:rPr>
             <w:lang w:val="zh_CN" w:bidi="zh_CN"/>
@@ -373,6 +330,56 @@
           <w:lang w:val="zh_CN" w:bidi="zh_CN"/>
         </w:rPr>
         <w:t>，或</w:t>
+      </w:r>
+      <w:hyperlink r:id="rId17">
+        <w:r>
+          <w:rPr>
+            <w:lang w:val="zh_CN" w:bidi="zh_CN"/>
+          </w:rPr>
+          <w:rPr>
+            <w:color w:val="0000EE"/>
+            <w:u w:val="single"/>
+          </w:rPr>
+          <w:t>阴间</w:t>
+        </w:r>
+      </w:hyperlink>
+      <w:r>
+        <w:rPr>
+          <w:lang w:val="zh_CN" w:bidi="zh_CN"/>
+        </w:rPr>
+        <w:t>。 他们把地狱描绘成我们所在的世界之下的某个地方。 旧约中的一些经文说得好像所有的人，无论好人还是坏人，都去地狱；其它经文说得好像地狱只是坏人受到惩罚的地方。</w:t>
+      </w:r>
+    </w:p>
+    <w:p>
+      <w:pPr/>
+      <w:r>
+        <w:rPr>
+          <w:lang w:val="zh_CN" w:bidi="zh_CN"/>
+        </w:rPr>
+      </w:r>
+      <w:r>
+        <w:rPr>
+          <w:lang w:val="zh_CN" w:bidi="zh_CN"/>
+        </w:rPr>
+        <w:t>在新约中，人们也说到"地狱"。 有些翻译使用</w:t>
+      </w:r>
+      <w:hyperlink r:id="rId18">
+        <w:r>
+          <w:rPr>
+            <w:lang w:val="zh_CN" w:bidi="zh_CN"/>
+          </w:rPr>
+          <w:rPr>
+            <w:color w:val="0000EE"/>
+            <w:u w:val="single"/>
+          </w:rPr>
+          <w:t>希腊文</w:t>
+        </w:r>
+      </w:hyperlink>
+      <w:r>
+        <w:rPr>
+          <w:lang w:val="zh_CN" w:bidi="zh_CN"/>
+        </w:rPr>
+        <w:t>"</w:t>
       </w:r>
       <w:hyperlink r:id="rId19">
         <w:r>
@@ -390,7 +397,7 @@
         <w:rPr>
           <w:lang w:val="zh_CN" w:bidi="zh_CN"/>
         </w:rPr>
-        <w:t>。 他们把地狱描绘成我们所在的世界之下的某个地方。 旧约中的一些经文说得好像所有的人，无论好人还是坏人，都去地狱；其它经文说得好像地狱只是坏人受到惩罚的地方。</w:t>
+        <w:t>"这个词来表示。 就像在旧约时代一样，地狱有时似乎是一个中立的地方，所有的人死后都会去的地方，有时它似乎是恶人受到惩罚的地方。 有时它似乎是一个地方，所有的人都在那里等待神审判全人类的时候。 有时"地狱"这个词只是谈论死亡的另一种方式。</w:t>
       </w:r>
     </w:p>
     <w:p>
@@ -404,59 +411,9 @@
         <w:rPr>
           <w:lang w:val="zh_CN" w:bidi="zh_CN"/>
         </w:rPr>
-        <w:t>在新约中，人们也说到"地狱"。 有些翻译使用</w:t>
+        <w:t>耶稣告诉人们，死后，人要么进入</w:t>
       </w:r>
       <w:hyperlink r:id="rId20">
-        <w:r>
-          <w:rPr>
-            <w:lang w:val="zh_CN" w:bidi="zh_CN"/>
-          </w:rPr>
-          <w:rPr>
-            <w:color w:val="0000EE"/>
-            <w:u w:val="single"/>
-          </w:rPr>
-          <w:t>希腊文</w:t>
-        </w:r>
-      </w:hyperlink>
-      <w:r>
-        <w:rPr>
-          <w:lang w:val="zh_CN" w:bidi="zh_CN"/>
-        </w:rPr>
-        <w:t>"</w:t>
-      </w:r>
-      <w:hyperlink r:id="rId21">
-        <w:r>
-          <w:rPr>
-            <w:lang w:val="zh_CN" w:bidi="zh_CN"/>
-          </w:rPr>
-          <w:rPr>
-            <w:color w:val="0000EE"/>
-            <w:u w:val="single"/>
-          </w:rPr>
-          <w:t>阴间</w:t>
-        </w:r>
-      </w:hyperlink>
-      <w:r>
-        <w:rPr>
-          <w:lang w:val="zh_CN" w:bidi="zh_CN"/>
-        </w:rPr>
-        <w:t>"这个词来表示。 就像在旧约时代一样，地狱有时似乎是一个中立的地方，所有的人死后都会去的地方，有时它似乎是恶人受到惩罚的地方。 有时它似乎是一个地方，所有的人都在那里等待神审判全人类的时候。 有时"地狱"这个词只是谈论死亡的另一种方式。</w:t>
-      </w:r>
-    </w:p>
-    <w:p>
-      <w:pPr/>
-      <w:r>
-        <w:rPr>
-          <w:lang w:val="zh_CN" w:bidi="zh_CN"/>
-        </w:rPr>
-      </w:r>
-      <w:r>
-        <w:rPr>
-          <w:lang w:val="zh_CN" w:bidi="zh_CN"/>
-        </w:rPr>
-        <w:t>耶稣告诉人们，死后，人要么进入</w:t>
-      </w:r>
-      <w:hyperlink r:id="rId22">
         <w:r>
           <w:rPr>
             <w:lang w:val="zh_CN" w:bidi="zh_CN"/>
@@ -474,7 +431,7 @@
         </w:rPr>
         <w:t>，要么进入地狱。 希腊文中地狱这个词来自</w:t>
       </w:r>
-      <w:hyperlink r:id="rId23">
+      <w:hyperlink r:id="rId21">
         <w:r>
           <w:rPr>
             <w:lang w:val="zh_CN" w:bidi="zh_CN"/>
@@ -492,7 +449,7 @@
         </w:rPr>
         <w:t>附近的一个地方的名称，</w:t>
       </w:r>
-      <w:hyperlink r:id="rId24">
+      <w:hyperlink r:id="rId22">
         <w:r>
           <w:rPr>
             <w:lang w:val="zh_CN" w:bidi="zh_CN"/>
@@ -524,7 +481,7 @@
         </w:rPr>
         <w:t>耶稣教导说，地狱也是</w:t>
       </w:r>
-      <w:hyperlink r:id="rId25">
+      <w:hyperlink r:id="rId23">
         <w:r>
           <w:rPr>
             <w:lang w:val="zh_CN" w:bidi="zh_CN"/>
@@ -542,7 +499,7 @@
         </w:rPr>
         <w:t>和牠的</w:t>
       </w:r>
-      <w:hyperlink r:id="rId26">
+      <w:hyperlink r:id="rId24">
         <w:r>
           <w:rPr>
             <w:lang w:val="zh_CN" w:bidi="zh_CN"/>
@@ -613,7 +570,7 @@
           <w:lang w:val="zh_CN" w:bidi="zh_CN"/>
         </w:rPr>
       </w:r>
-      <w:hyperlink r:id="rId27">
+      <w:hyperlink r:id="rId25">
         <w:r>
           <w:rPr>
             <w:lang w:val="zh_CN" w:bidi="zh_CN"/>
@@ -686,7 +643,7 @@
         </w:rPr>
         <w:t>的字面意思是"十座城市"。这个词指的是</w:t>
       </w:r>
-      <w:hyperlink r:id="rId28">
+      <w:hyperlink r:id="rId26">
         <w:r>
           <w:rPr>
             <w:lang w:val="zh_CN" w:bidi="zh_CN"/>
@@ -704,7 +661,7 @@
         </w:rPr>
         <w:t>和</w:t>
       </w:r>
-      <w:hyperlink r:id="rId29">
+      <w:hyperlink r:id="rId27">
         <w:r>
           <w:rPr>
             <w:lang w:val="zh_CN" w:bidi="zh_CN"/>
@@ -722,7 +679,7 @@
         </w:rPr>
         <w:t>以东的地区。住在那里的人大多数不是</w:t>
       </w:r>
-      <w:hyperlink r:id="rId30">
+      <w:hyperlink r:id="rId28">
         <w:r>
           <w:rPr>
             <w:lang w:val="zh_CN" w:bidi="zh_CN"/>
@@ -793,7 +750,7 @@
           <w:lang w:val="zh_CN" w:bidi="zh_CN"/>
         </w:rPr>
       </w:r>
-      <w:hyperlink r:id="rId27">
+      <w:hyperlink r:id="rId25">
         <w:r>
           <w:rPr>
             <w:lang w:val="zh_CN" w:bidi="zh_CN"/>

--- a/zhs/docx/011.content.docx
+++ b/zhs/docx/011.content.docx
@@ -45,7 +45,7 @@
         <w:rPr>
           <w:lang w:val="zh_CN" w:bidi="zh_CN"/>
         </w:rPr>
-        <w:t xml:space="preserve"> © 2023 SRV Partners Released under CC BY-SA 4.0 license. </w:t>
+        <w:t xml:space="preserve"> © 2025 Word Collective Released under CC BY-SA 4.0 license. </w:t>
       </w:r>
       <w:r>
         <w:rPr>
@@ -69,7 +69,7 @@
         <w:rPr>
           <w:lang w:val="zh_CN" w:bidi="zh_CN"/>
         </w:rPr>
-        <w:t xml:space="preserve"> © 2023 SRV Partners. Released under CC BY-SA 4.0 license by Mission Mutual</w:t>
+        <w:t xml:space="preserve"> © 2025 Word Collective. Released under CC BY-SA 4.0 license by Mission Mutual</w:t>
       </w:r>
       <w:r>
         <w:rPr>
